--- a/Fonte_Sigilosa/대본/5부/10화_O_menino_de_1989.docx
+++ b/Fonte_Sigilosa/대본/5부/10화_O_menino_de_1989.docx
@@ -509,7 +509,7 @@
           <w:color w:val="808080"/>
           <w:sz w:val="18"/>
         </w:rPr>
-        <w:t>이메일 서른일곱 통. 전부 같은 IP에서 보냈어요. 대학에서 보낸 건 하나도 없고요.</w:t>
+        <w:t>이메일 마흔두 통. 전부 같은 IP에서 보냈어요. 대학에서 보낸 건 하나도 없고요.</w:t>
       </w:r>
     </w:p>
     <w:p>
@@ -1693,7 +1693,7 @@
           <w:color w:val="808080"/>
           <w:sz w:val="18"/>
         </w:rPr>
-        <w:t>확인 중… 같은 숫자예요. 이메일 서른일곱 통이 그 매장에서 나갔어요.</w:t>
+        <w:t>확인 중… 같은 숫자예요. 이메일 마흔두 통이 그 매장에서 나갔어요.</w:t>
       </w:r>
     </w:p>
     <w:p>
@@ -2997,7 +2997,7 @@
           <w:color w:val="1A1A1A"/>
           <w:sz w:val="22"/>
         </w:rPr>
-        <w:t xml:space="preserve">   Mesma data, mesma cidade. E os mesmos pais: Aparecida Moura e José Prates.</w:t>
+        <w:t xml:space="preserve">   Mesma data, mesma cidade. E os mesmos pais: Zuleide Moura e José Prates.</w:t>
       </w:r>
     </w:p>
     <w:p>
@@ -3627,7 +3627,7 @@
           <w:color w:val="1A1A1A"/>
           <w:sz w:val="22"/>
         </w:rPr>
-        <w:t xml:space="preserve">   Daniel Moura Prates. Nascido em janeiro de 1989. Filho de Aparecida Moura.</w:t>
+        <w:t xml:space="preserve">   Daniel Moura Prates. Nascido em janeiro de 1989. Filho de Zuleide Moura.</w:t>
       </w:r>
     </w:p>
     <w:p>
